--- a/BaoCaoTheoMauGoc/KichBan_BaoCao_3Nguoi/Nguoi_3_BaoMat_KiemThu_TrienKhai.docx
+++ b/BaoCaoTheoMauGoc/KichBan_BaoCao_3Nguoi/Nguoi_3_BaoMat_KiemThu_TrienKhai.docx
@@ -212,6 +212,338 @@
           <w:sz w:val="22"/>
         </w:rPr>
         <w:t>Tóm lại, phần em phụ trách giúp hệ thống hoàn thiện ở góc độ vận hành thực tế: đăng nhập an toàn, phân quyền theo vai trò, ghi nhật ký, sao lưu phục hồi, kiểm thử tự động, đóng gói bàn giao và lưu trữ trên GitHub.</w:t>
+      </w:r>
+    </w:p>
+    <w:p>
+      <w:pPr>
+        <w:pStyle w:val="Heading1"/>
+      </w:pPr>
+      <w:r>
+        <w:rPr>
+          <w:rFonts w:ascii="Arial" w:hAnsi="Arial"/>
+          <w:b/>
+          <w:color w:val="0F766E"/>
+          <w:sz w:val="28"/>
+        </w:rPr>
+        <w:t>Bản đọc chi tiết mở rộng</w:t>
+      </w:r>
+    </w:p>
+    <w:p>
+      <w:pPr>
+        <w:jc w:val="both"/>
+      </w:pPr>
+      <w:r>
+        <w:rPr>
+          <w:rFonts w:ascii="Arial" w:hAnsi="Arial"/>
+          <w:b w:val="0"/>
+          <w:sz w:val="22"/>
+        </w:rPr>
+        <w:t>Phần này dùng khi cần trình bày đầy đủ hơn. Người báo cáo có thể đọc theo thứ tự, hoặc chọn các mục phù hợp nếu thời gian bị rút ngắn.</w:t>
+      </w:r>
+    </w:p>
+    <w:p>
+      <w:pPr>
+        <w:pStyle w:val="Heading2"/>
+      </w:pPr>
+      <w:r>
+        <w:rPr>
+          <w:rFonts w:ascii="Arial" w:hAnsi="Arial"/>
+          <w:b/>
+          <w:color w:val="2563EB"/>
+          <w:sz w:val="24"/>
+        </w:rPr>
+        <w:t>1. Bảo mật đăng nhập và mật khẩu</w:t>
+      </w:r>
+    </w:p>
+    <w:p>
+      <w:pPr>
+        <w:jc w:val="both"/>
+      </w:pPr>
+      <w:r>
+        <w:rPr>
+          <w:rFonts w:ascii="Arial" w:hAnsi="Arial"/>
+          <w:b w:val="0"/>
+          <w:sz w:val="22"/>
+        </w:rPr>
+        <w:t>Phần bảo mật đầu tiên là cách lưu mật khẩu. Trong file BaoMatMatKhau.cs, hệ thống có hàm BamMatKhau để tạo hash mật khẩu. Mật khẩu không lưu trực tiếp trong CSDL. Thay vào đó hệ thống tạo salt ngẫu nhiên cho từng tài khoản, rồi dùng PBKDF2-SHA256 để sinh hash.</w:t>
+      </w:r>
+    </w:p>
+    <w:p>
+      <w:pPr>
+        <w:jc w:val="both"/>
+      </w:pPr>
+      <w:r>
+        <w:rPr>
+          <w:rFonts w:ascii="Arial" w:hAnsi="Arial"/>
+          <w:b w:val="0"/>
+          <w:sz w:val="22"/>
+        </w:rPr>
+        <w:t>Khi người dùng đăng nhập, hệ thống dùng hàm XacMinhMatKhau. Hàm này lấy mật khẩu người dùng nhập vào, dùng lại salt và số vòng lặp đã lưu để tạo hash mới, sau đó so sánh với hash trong CSDL. Cách này an toàn hơn lưu mật khẩu thường vì ngay cả khi nhìn vào bảng tài khoản cũng không thấy mật khẩu gốc.</w:t>
+      </w:r>
+    </w:p>
+    <w:p>
+      <w:pPr>
+        <w:jc w:val="both"/>
+      </w:pPr>
+      <w:r>
+        <w:rPr>
+          <w:rFonts w:ascii="Arial" w:hAnsi="Arial"/>
+          <w:b w:val="0"/>
+          <w:sz w:val="22"/>
+        </w:rPr>
+        <w:t>Phần đăng nhập nằm trong KhoXacThuc.cs. Hàm DangNhapAsync thử kết nối SQL Server, đảm bảo có bảng tài khoản, lấy tài khoản theo tên đăng nhập, kiểm tra tài khoản có bị khóa không, xác minh mật khẩu, cập nhật lần đăng nhập và tạo phiên đăng nhập.</w:t>
+      </w:r>
+    </w:p>
+    <w:p>
+      <w:pPr>
+        <w:pStyle w:val="Heading2"/>
+      </w:pPr>
+      <w:r>
+        <w:rPr>
+          <w:rFonts w:ascii="Arial" w:hAnsi="Arial"/>
+          <w:b/>
+          <w:color w:val="2563EB"/>
+          <w:sz w:val="24"/>
+        </w:rPr>
+        <w:t>2. Tài khoản, vai trò và audit log</w:t>
+      </w:r>
+    </w:p>
+    <w:p>
+      <w:pPr>
+        <w:jc w:val="both"/>
+      </w:pPr>
+      <w:r>
+        <w:rPr>
+          <w:rFonts w:ascii="Arial" w:hAnsi="Arial"/>
+          <w:b w:val="0"/>
+          <w:sz w:val="22"/>
+        </w:rPr>
+        <w:t>Bảng HR_Users được tạo trong SoDoQuanTriSql.cs. Bảng này lưu Username, FullName, RoleName, PasswordHash, PasswordSalt, PasswordIterations, IsActive, RequirePasswordChange, FailedLoginCount và LastLoginAt. Các trường này phục vụ đăng nhập, khóa mở tài khoản, reset mật khẩu và kiểm soát người dùng.</w:t>
+      </w:r>
+    </w:p>
+    <w:p>
+      <w:pPr>
+        <w:jc w:val="both"/>
+      </w:pPr>
+      <w:r>
+        <w:rPr>
+          <w:rFonts w:ascii="Arial" w:hAnsi="Arial"/>
+          <w:b w:val="0"/>
+          <w:sz w:val="22"/>
+        </w:rPr>
+        <w:t>Bảng HR_AuditLogs lưu nhật ký hệ thống. Khi đăng nhập thành công, đăng nhập thất bại hoặc tài khoản bị khóa, KhoXacThuc gọi GhiNhatKyAsync để ghi lại ActorUsername, ActionName, EntityName, EntityKey, Detail và MachineName. Đây là minh chứng cho yêu cầu vận hành thực tế: hệ thống có thể truy vết thao tác quan trọng.</w:t>
+      </w:r>
+    </w:p>
+    <w:p>
+      <w:pPr>
+        <w:jc w:val="both"/>
+      </w:pPr>
+      <w:r>
+        <w:rPr>
+          <w:rFonts w:ascii="Arial" w:hAnsi="Arial"/>
+          <w:b w:val="0"/>
+          <w:sz w:val="22"/>
+        </w:rPr>
+        <w:t>Tài khoản mặc định gồm Admin, Giám đốc, Trưởng phòng và Nhân viên. Ngoài ra TaiKhoanNhanSuSql.cs còn hỗ trợ đồng bộ tài khoản theo nhân viên, để mỗi nhân viên có tài khoản riêng theo mã nhân viên.</w:t>
+      </w:r>
+    </w:p>
+    <w:p>
+      <w:pPr>
+        <w:pStyle w:val="Heading2"/>
+      </w:pPr>
+      <w:r>
+        <w:rPr>
+          <w:rFonts w:ascii="Arial" w:hAnsi="Arial"/>
+          <w:b/>
+          <w:color w:val="2563EB"/>
+          <w:sz w:val="24"/>
+        </w:rPr>
+        <w:t>3. Phân quyền theo vai trò và phạm vi dữ liệu</w:t>
+      </w:r>
+    </w:p>
+    <w:p>
+      <w:pPr>
+        <w:jc w:val="both"/>
+      </w:pPr>
+      <w:r>
+        <w:rPr>
+          <w:rFonts w:ascii="Arial" w:hAnsi="Arial"/>
+          <w:b w:val="0"/>
+          <w:sz w:val="22"/>
+        </w:rPr>
+        <w:t>Phân quyền nằm trong ManHinhChinhViewModel.cs. Các thuộc tính CoQuyenTuyenDung, CoQuyenQuanLyHoSoNhanVien, CoQuyenPhongBan, CoQuyenDieuChinhCong, CoQuyenDuyetNghiPhep, CoQuyenGhiNhanDanhGia, CoQuyenXuLyBangLuong, CoQuyenCaiDatTaiKhoan quyết định vai trò nào được dùng chức năng nào.</w:t>
+      </w:r>
+    </w:p>
+    <w:p>
+      <w:pPr>
+        <w:jc w:val="both"/>
+      </w:pPr>
+      <w:r>
+        <w:rPr>
+          <w:rFonts w:ascii="Arial" w:hAnsi="Arial"/>
+          <w:b w:val="0"/>
+          <w:sz w:val="22"/>
+        </w:rPr>
+        <w:t>Hàm LaVaiTro dùng để kiểm tra người dùng hiện tại có thuộc nhóm vai trò được phép hay không. Hàm CoQuyenTruyCap kiểm tra quyền vào từng phân hệ. Các command như ThemMoiLenh, LuuLenh, DuyetNghiPhepLenh, TinhLuongLenh, XuatBaoCaoLuongLenh cũng kiểm tra quyền trước khi cho thao tác.</w:t>
+      </w:r>
+    </w:p>
+    <w:p>
+      <w:pPr>
+        <w:jc w:val="both"/>
+      </w:pPr>
+      <w:r>
+        <w:rPr>
+          <w:rFonts w:ascii="Arial" w:hAnsi="Arial"/>
+          <w:b w:val="0"/>
+          <w:sz w:val="22"/>
+        </w:rPr>
+        <w:t>Không chỉ kiểm tra quyền chức năng, hệ thống còn kiểm tra phạm vi dữ liệu. Admin và Giám đốc có thể xem toàn hệ thống. Trưởng phòng xem theo phòng ban. Nhân viên chỉ xem dữ liệu liên quan tới bản thân. Phần này thể hiện qua LayNhanVienTrongPhamVi, CoTheXemNhanVien và CoTheXemTheoTen.</w:t>
+      </w:r>
+    </w:p>
+    <w:p>
+      <w:pPr>
+        <w:pStyle w:val="Heading2"/>
+      </w:pPr>
+      <w:r>
+        <w:rPr>
+          <w:rFonts w:ascii="Arial" w:hAnsi="Arial"/>
+          <w:b/>
+          <w:color w:val="2563EB"/>
+          <w:sz w:val="24"/>
+        </w:rPr>
+        <w:t>4. Sao lưu, phục hồi và báo cáo</w:t>
+      </w:r>
+    </w:p>
+    <w:p>
+      <w:pPr>
+        <w:jc w:val="both"/>
+      </w:pPr>
+      <w:r>
+        <w:rPr>
+          <w:rFonts w:ascii="Arial" w:hAnsi="Arial"/>
+          <w:b w:val="0"/>
+          <w:sz w:val="22"/>
+        </w:rPr>
+        <w:t>Sao lưu và phục hồi nằm trong ManHinhChinhViewModel.cs. Hàm SaoLuuDuLieu tạo file .hrmbackup.json bằng cách serialize dữ liệu hiện có. Hàm PhucHoiDuLieu đọc file backup và phục hồi dữ liệu vào ứng dụng. Model dùng cho backup nằm trong BanSaoDuLieuNhanSu.cs.</w:t>
+      </w:r>
+    </w:p>
+    <w:p>
+      <w:pPr>
+        <w:jc w:val="both"/>
+      </w:pPr>
+      <w:r>
+        <w:rPr>
+          <w:rFonts w:ascii="Arial" w:hAnsi="Arial"/>
+          <w:b w:val="0"/>
+          <w:sz w:val="22"/>
+        </w:rPr>
+        <w:t>Xuất báo cáo nằm trong BoXuatOffice.cs và các hàm tạo tài liệu trong ManHinhChinhViewModel.cs. Hệ thống hỗ trợ các định dạng .docx, .xlsx, .pdf, .pptx và .txt. Điều này giúp phần mềm có sản phẩm đầu ra rõ ràng, không chỉ lưu dữ liệu trong màn hình.</w:t>
+      </w:r>
+    </w:p>
+    <w:p>
+      <w:pPr>
+        <w:pStyle w:val="Heading2"/>
+      </w:pPr>
+      <w:r>
+        <w:rPr>
+          <w:rFonts w:ascii="Arial" w:hAnsi="Arial"/>
+          <w:b/>
+          <w:color w:val="2563EB"/>
+          <w:sz w:val="24"/>
+        </w:rPr>
+        <w:t>5. Kiểm thử tự động</w:t>
+      </w:r>
+    </w:p>
+    <w:p>
+      <w:pPr>
+        <w:jc w:val="both"/>
+      </w:pPr>
+      <w:r>
+        <w:rPr>
+          <w:rFonts w:ascii="Arial" w:hAnsi="Arial"/>
+          <w:b w:val="0"/>
+          <w:sz w:val="22"/>
+        </w:rPr>
+        <w:t>Project QuanLyNhanSuWpf.Tests chứa các test tự động bằng MSTest. BaoMatMatKhauTests kiểm tra cùng một mật khẩu nhưng sinh salt khác nhau và chỉ xác minh đúng với mật khẩu gốc. PhanQuyenPhamViTests kiểm tra nhân viên, trưởng phòng và giám đốc nhìn thấy dữ liệu khác nhau theo đúng vai trò.</w:t>
+      </w:r>
+    </w:p>
+    <w:p>
+      <w:pPr>
+        <w:jc w:val="both"/>
+      </w:pPr>
+      <w:r>
+        <w:rPr>
+          <w:rFonts w:ascii="Arial" w:hAnsi="Arial"/>
+          <w:b w:val="0"/>
+          <w:sz w:val="22"/>
+        </w:rPr>
+        <w:t>NghiepVuNhanSuTests kiểm tra các quy tắc quan trọng như tạo kỳ đánh giá theo quý, tính số ngày trong tháng, tính phiếu lương theo công và nghỉ phép, tính số năm tròn, tạo mã nhân viên tiếp theo, kiểm tra nghỉ phép giao ngày/giao khoảng và trạng thái chấm công.</w:t>
+      </w:r>
+    </w:p>
+    <w:p>
+      <w:pPr>
+        <w:jc w:val="both"/>
+      </w:pPr>
+      <w:r>
+        <w:rPr>
+          <w:rFonts w:ascii="Arial" w:hAnsi="Arial"/>
+          <w:b w:val="0"/>
+          <w:sz w:val="22"/>
+        </w:rPr>
+        <w:t>CauHinhUngDungTests kiểm tra cấu hình kết nối và mật khẩu khởi tạo. SapXepChucVuTests kiểm tra thứ tự cấp bậc chức vụ. Kết quả hiện tại là 17/17 test passed, có thể mở terminal và chạy dotnet test để chứng minh.</w:t>
+      </w:r>
+    </w:p>
+    <w:p>
+      <w:pPr>
+        <w:pStyle w:val="Heading2"/>
+      </w:pPr>
+      <w:r>
+        <w:rPr>
+          <w:rFonts w:ascii="Arial" w:hAnsi="Arial"/>
+          <w:b/>
+          <w:color w:val="2563EB"/>
+          <w:sz w:val="24"/>
+        </w:rPr>
+        <w:t>6. Triển khai, GitHub và bàn giao</w:t>
+      </w:r>
+    </w:p>
+    <w:p>
+      <w:pPr>
+        <w:jc w:val="both"/>
+      </w:pPr>
+      <w:r>
+        <w:rPr>
+          <w:rFonts w:ascii="Arial" w:hAnsi="Arial"/>
+          <w:b w:val="0"/>
+          <w:sz w:val="22"/>
+        </w:rPr>
+        <w:t>Phần đóng gói nằm trong tools/package-release.ps1. Script chạy test trước, sau đó dotnet publish bản win-x64 self-contained và nén thư mục publish thành file QuanLyNhanSuWpf-win-x64.zip. Người nhận chỉ cần giải nén, chạy QuanLyNhanSuWpf.exe và đăng nhập bằng tài khoản mẫu.</w:t>
+      </w:r>
+    </w:p>
+    <w:p>
+      <w:pPr>
+        <w:jc w:val="both"/>
+      </w:pPr>
+      <w:r>
+        <w:rPr>
+          <w:rFonts w:ascii="Arial" w:hAnsi="Arial"/>
+          <w:b w:val="0"/>
+          <w:sz w:val="22"/>
+        </w:rPr>
+        <w:t>Dự án đã được quản lý bằng Git và đẩy lên GitHub. Nhánh sử dụng để nộp là codex/quan-ly-nhan-su-wpf. Git log có các commit thể hiện quá trình bổ sung minh chứng bonus, bật theme Fluent và tạo kịch bản báo cáo.</w:t>
+      </w:r>
+    </w:p>
+    <w:p>
+      <w:pPr>
+        <w:jc w:val="both"/>
+      </w:pPr>
+      <w:r>
+        <w:rPr>
+          <w:rFonts w:ascii="Arial" w:hAnsi="Arial"/>
+          <w:b w:val="0"/>
+          <w:sz w:val="22"/>
+        </w:rPr>
+        <w:t>Khi bàn giao, nhóm có thể gửi ba thứ: link GitHub chứa source và tài liệu, file zip chạy chương trình trong artifacts, và thư mục BaoCaoTheoMauGoc chứa toàn bộ tài liệu bắt buộc/bonus.</w:t>
       </w:r>
     </w:p>
     <w:p>
@@ -860,6 +1192,196 @@
       </w:tr>
     </w:tbl>
     <w:p/>
+    <w:p>
+      <w:pPr>
+        <w:pStyle w:val="Heading1"/>
+      </w:pPr>
+      <w:r>
+        <w:rPr>
+          <w:rFonts w:ascii="Arial" w:hAnsi="Arial"/>
+          <w:b/>
+          <w:color w:val="0F766E"/>
+          <w:sz w:val="28"/>
+        </w:rPr>
+        <w:t>Checklist khi đứng báo cáo</w:t>
+      </w:r>
+    </w:p>
+    <w:tbl>
+      <w:tblPr>
+        <w:tblStyle w:val="TableGrid"/>
+        <w:tblW w:type="auto" w:w="0"/>
+        <w:tblLook w:firstColumn="1" w:firstRow="1" w:lastColumn="0" w:lastRow="0" w:noHBand="0" w:noVBand="1" w:val="04A0"/>
+      </w:tblPr>
+      <w:tblGrid>
+        <w:gridCol w:w="4896"/>
+        <w:gridCol w:w="4896"/>
+      </w:tblGrid>
+      <w:tr>
+        <w:tc>
+          <w:tcPr>
+            <w:tcW w:type="dxa" w:w="4896"/>
+            <w:shd w:fill="1F4E79"/>
+          </w:tcPr>
+          <w:p>
+            <w:r>
+              <w:rPr>
+                <w:rFonts w:ascii="Arial" w:hAnsi="Arial"/>
+                <w:b/>
+                <w:color w:val="FFFFFF"/>
+                <w:sz w:val="20"/>
+              </w:rPr>
+              <w:t>Việc cần làm</w:t>
+            </w:r>
+          </w:p>
+        </w:tc>
+        <w:tc>
+          <w:tcPr>
+            <w:tcW w:type="dxa" w:w="4896"/>
+            <w:shd w:fill="1F4E79"/>
+          </w:tcPr>
+          <w:p>
+            <w:r>
+              <w:rPr>
+                <w:rFonts w:ascii="Arial" w:hAnsi="Arial"/>
+                <w:b/>
+                <w:color w:val="FFFFFF"/>
+                <w:sz w:val="20"/>
+              </w:rPr>
+              <w:t>Nói/chỉ như thế nào</w:t>
+            </w:r>
+          </w:p>
+        </w:tc>
+      </w:tr>
+      <w:tr>
+        <w:tc>
+          <w:tcPr>
+            <w:tcW w:type="dxa" w:w="4896"/>
+          </w:tcPr>
+          <w:p>
+            <w:r>
+              <w:rPr>
+                <w:rFonts w:ascii="Arial" w:hAnsi="Arial"/>
+                <w:b w:val="0"/>
+                <w:sz w:val="20"/>
+              </w:rPr>
+              <w:t>Mở bảo mật</w:t>
+            </w:r>
+          </w:p>
+        </w:tc>
+        <w:tc>
+          <w:tcPr>
+            <w:tcW w:type="dxa" w:w="4896"/>
+          </w:tcPr>
+          <w:p>
+            <w:r>
+              <w:rPr>
+                <w:rFonts w:ascii="Arial" w:hAnsi="Arial"/>
+                <w:b w:val="0"/>
+                <w:sz w:val="20"/>
+              </w:rPr>
+              <w:t>Chỉ BaoMatMatKhau.cs: PBKDF2-SHA256, salt, xác minh mật khẩu.</w:t>
+            </w:r>
+          </w:p>
+        </w:tc>
+      </w:tr>
+      <w:tr>
+        <w:tc>
+          <w:tcPr>
+            <w:tcW w:type="dxa" w:w="4896"/>
+          </w:tcPr>
+          <w:p>
+            <w:r>
+              <w:rPr>
+                <w:rFonts w:ascii="Arial" w:hAnsi="Arial"/>
+                <w:b w:val="0"/>
+                <w:sz w:val="20"/>
+              </w:rPr>
+              <w:t>Mở phân quyền</w:t>
+            </w:r>
+          </w:p>
+        </w:tc>
+        <w:tc>
+          <w:tcPr>
+            <w:tcW w:type="dxa" w:w="4896"/>
+          </w:tcPr>
+          <w:p>
+            <w:r>
+              <w:rPr>
+                <w:rFonts w:ascii="Arial" w:hAnsi="Arial"/>
+                <w:b w:val="0"/>
+                <w:sz w:val="20"/>
+              </w:rPr>
+              <w:t>Chỉ ManHinhChinhViewModel.cs: CoQuyen, LaVaiTro, CoQuyenTruyCap.</w:t>
+            </w:r>
+          </w:p>
+        </w:tc>
+      </w:tr>
+      <w:tr>
+        <w:tc>
+          <w:tcPr>
+            <w:tcW w:type="dxa" w:w="4896"/>
+          </w:tcPr>
+          <w:p>
+            <w:r>
+              <w:rPr>
+                <w:rFonts w:ascii="Arial" w:hAnsi="Arial"/>
+                <w:b w:val="0"/>
+                <w:sz w:val="20"/>
+              </w:rPr>
+              <w:t>Chạy test</w:t>
+            </w:r>
+          </w:p>
+        </w:tc>
+        <w:tc>
+          <w:tcPr>
+            <w:tcW w:type="dxa" w:w="4896"/>
+          </w:tcPr>
+          <w:p>
+            <w:r>
+              <w:rPr>
+                <w:rFonts w:ascii="Arial" w:hAnsi="Arial"/>
+                <w:b w:val="0"/>
+                <w:sz w:val="20"/>
+              </w:rPr>
+              <w:t>Nói lệnh dotnet test và kết quả 17/17 passed.</w:t>
+            </w:r>
+          </w:p>
+        </w:tc>
+      </w:tr>
+      <w:tr>
+        <w:tc>
+          <w:tcPr>
+            <w:tcW w:type="dxa" w:w="4896"/>
+          </w:tcPr>
+          <w:p>
+            <w:r>
+              <w:rPr>
+                <w:rFonts w:ascii="Arial" w:hAnsi="Arial"/>
+                <w:b w:val="0"/>
+                <w:sz w:val="20"/>
+              </w:rPr>
+              <w:t>Bàn giao</w:t>
+            </w:r>
+          </w:p>
+        </w:tc>
+        <w:tc>
+          <w:tcPr>
+            <w:tcW w:type="dxa" w:w="4896"/>
+          </w:tcPr>
+          <w:p>
+            <w:r>
+              <w:rPr>
+                <w:rFonts w:ascii="Arial" w:hAnsi="Arial"/>
+                <w:b w:val="0"/>
+                <w:sz w:val="20"/>
+              </w:rPr>
+              <w:t>Chỉ package-release.ps1 và file zip artifacts/QuanLyNhanSuWpf-win-x64.zip.</w:t>
+            </w:r>
+          </w:p>
+        </w:tc>
+      </w:tr>
+    </w:tbl>
+    <w:p/>
     <w:sectPr>
       <w:footerReference w:type="default" r:id="rId9"/>
       <w:pgSz w:w="12240" w:h="15840"/>
